--- a/java.lll.docx
+++ b/java.lll.docx
@@ -1736,7 +1736,15 @@
     <w:p/>
     <w:p/>
     <w:p>
-      <w:r>
+      <w:pPr>
+        <w:rPr>
+          <w:rStyle w:val="BookTitle"/>
+        </w:rPr>
+      </w:pPr>
+      <w:r>
+        <w:rPr>
+          <w:rStyle w:val="BookTitle"/>
+        </w:rPr>
         <w:t>Array.java</w:t>
       </w:r>
     </w:p>
@@ -1745,10 +1753,7 @@
         <w:shd w:val="clear" w:color="auto" w:fill="121314"/>
         <w:spacing w:after="0" w:line="285" w:lineRule="atLeast"/>
         <w:rPr>
-          <w:rFonts w:ascii="Consolas" w:eastAsia="Times New Roman" w:hAnsi="Consolas" w:cs="Times New Roman"/>
-          <w:color w:val="569CD6"/>
-          <w:sz w:val="21"/>
-          <w:szCs w:val="21"/>
+          <w:rStyle w:val="BookTitle"/>
         </w:rPr>
       </w:pPr>
     </w:p>
@@ -3480,7 +3485,1639 @@
         </w:rPr>
       </w:pPr>
     </w:p>
-    <w:p>
+    <w:p/>
+    <w:p/>
+    <w:p/>
+    <w:p/>
+    <w:p>
+      <w:pPr>
+        <w:tabs>
+          <w:tab w:val="left" w:pos="2373"/>
+        </w:tabs>
+      </w:pPr>
+      <w:r>
+        <w:tab/>
+      </w:r>
+    </w:p>
+    <w:p>
+      <w:pPr>
+        <w:tabs>
+          <w:tab w:val="left" w:pos="916"/>
+          <w:tab w:val="left" w:pos="1832"/>
+          <w:tab w:val="left" w:pos="2748"/>
+          <w:tab w:val="left" w:pos="3664"/>
+          <w:tab w:val="left" w:pos="4580"/>
+          <w:tab w:val="left" w:pos="5496"/>
+          <w:tab w:val="left" w:pos="6412"/>
+          <w:tab w:val="left" w:pos="7328"/>
+          <w:tab w:val="left" w:pos="8244"/>
+          <w:tab w:val="left" w:pos="9160"/>
+          <w:tab w:val="left" w:pos="10076"/>
+          <w:tab w:val="left" w:pos="10992"/>
+          <w:tab w:val="left" w:pos="11908"/>
+          <w:tab w:val="left" w:pos="12824"/>
+          <w:tab w:val="left" w:pos="13740"/>
+          <w:tab w:val="left" w:pos="14656"/>
+        </w:tabs>
+        <w:spacing w:after="0" w:line="240" w:lineRule="auto"/>
+        <w:rPr>
+          <w:rFonts w:ascii="Courier New" w:eastAsia="Times New Roman" w:hAnsi="Courier New" w:cs="Courier New"/>
+          <w:sz w:val="20"/>
+          <w:szCs w:val="20"/>
+        </w:rPr>
+      </w:pPr>
+      <w:r>
+        <w:rPr>
+          <w:rFonts w:ascii="Courier New" w:eastAsia="Times New Roman" w:hAnsi="Courier New" w:cs="Courier New"/>
+          <w:color w:val="994CC3"/>
+          <w:sz w:val="20"/>
+          <w:szCs w:val="20"/>
+        </w:rPr>
+        <w:t>public</w:t>
+      </w:r>
+      <w:r>
+        <w:rPr>
+          <w:rFonts w:ascii="Courier New" w:eastAsia="Times New Roman" w:hAnsi="Courier New" w:cs="Courier New"/>
+          <w:sz w:val="20"/>
+          <w:szCs w:val="20"/>
+        </w:rPr>
+        <w:t xml:space="preserve"> </w:t>
+      </w:r>
+      <w:r>
+        <w:rPr>
+          <w:rFonts w:ascii="Courier New" w:eastAsia="Times New Roman" w:hAnsi="Courier New" w:cs="Courier New"/>
+          <w:color w:val="994CC3"/>
+          <w:sz w:val="20"/>
+          <w:szCs w:val="20"/>
+        </w:rPr>
+        <w:t>class</w:t>
+      </w:r>
+      <w:r>
+        <w:rPr>
+          <w:rFonts w:ascii="Courier New" w:eastAsia="Times New Roman" w:hAnsi="Courier New" w:cs="Courier New"/>
+          <w:sz w:val="20"/>
+          <w:szCs w:val="20"/>
+        </w:rPr>
+        <w:t xml:space="preserve"> </w:t>
+      </w:r>
+      <w:proofErr w:type="spellStart"/>
+      <w:r>
+        <w:rPr>
+          <w:rFonts w:ascii="Courier New" w:eastAsia="Times New Roman" w:hAnsi="Courier New" w:cs="Courier New"/>
+          <w:color w:val="C96765"/>
+          <w:sz w:val="20"/>
+          <w:szCs w:val="20"/>
+        </w:rPr>
+        <w:t>Duplicast</w:t>
+      </w:r>
+      <w:proofErr w:type="spellEnd"/>
+      <w:r>
+        <w:rPr>
+          <w:rFonts w:ascii="Courier New" w:eastAsia="Times New Roman" w:hAnsi="Courier New" w:cs="Courier New"/>
+          <w:sz w:val="20"/>
+          <w:szCs w:val="20"/>
+        </w:rPr>
+        <w:t xml:space="preserve"> </w:t>
+      </w:r>
+      <w:r>
+        <w:rPr>
+          <w:rFonts w:ascii="Courier New" w:eastAsia="Times New Roman" w:hAnsi="Courier New" w:cs="Courier New"/>
+          <w:color w:val="403F53"/>
+          <w:sz w:val="20"/>
+          <w:szCs w:val="20"/>
+        </w:rPr>
+        <w:t>{</w:t>
+      </w:r>
+    </w:p>
+    <w:p>
+      <w:pPr>
+        <w:tabs>
+          <w:tab w:val="left" w:pos="916"/>
+          <w:tab w:val="left" w:pos="1832"/>
+          <w:tab w:val="left" w:pos="2748"/>
+          <w:tab w:val="left" w:pos="3664"/>
+          <w:tab w:val="left" w:pos="4580"/>
+          <w:tab w:val="left" w:pos="5496"/>
+          <w:tab w:val="left" w:pos="6412"/>
+          <w:tab w:val="left" w:pos="7328"/>
+          <w:tab w:val="left" w:pos="8244"/>
+          <w:tab w:val="left" w:pos="9160"/>
+          <w:tab w:val="left" w:pos="10076"/>
+          <w:tab w:val="left" w:pos="10992"/>
+          <w:tab w:val="left" w:pos="11908"/>
+          <w:tab w:val="left" w:pos="12824"/>
+          <w:tab w:val="left" w:pos="13740"/>
+          <w:tab w:val="left" w:pos="14656"/>
+        </w:tabs>
+        <w:spacing w:after="0" w:line="240" w:lineRule="auto"/>
+        <w:rPr>
+          <w:rFonts w:ascii="Courier New" w:eastAsia="Times New Roman" w:hAnsi="Courier New" w:cs="Courier New"/>
+          <w:sz w:val="20"/>
+          <w:szCs w:val="20"/>
+        </w:rPr>
+      </w:pPr>
+      <w:r>
+        <w:rPr>
+          <w:rFonts w:ascii="Courier New" w:eastAsia="Times New Roman" w:hAnsi="Courier New" w:cs="Courier New"/>
+          <w:sz w:val="20"/>
+          <w:szCs w:val="20"/>
+        </w:rPr>
+        <w:t xml:space="preserve">    </w:t>
+      </w:r>
+      <w:r>
+        <w:rPr>
+          <w:rFonts w:ascii="Courier New" w:eastAsia="Times New Roman" w:hAnsi="Courier New" w:cs="Courier New"/>
+          <w:color w:val="994CC3"/>
+          <w:sz w:val="20"/>
+          <w:szCs w:val="20"/>
+        </w:rPr>
+        <w:t>public</w:t>
+      </w:r>
+      <w:r>
+        <w:rPr>
+          <w:rFonts w:ascii="Courier New" w:eastAsia="Times New Roman" w:hAnsi="Courier New" w:cs="Courier New"/>
+          <w:sz w:val="20"/>
+          <w:szCs w:val="20"/>
+        </w:rPr>
+        <w:t xml:space="preserve"> </w:t>
+      </w:r>
+      <w:r>
+        <w:rPr>
+          <w:rFonts w:ascii="Courier New" w:eastAsia="Times New Roman" w:hAnsi="Courier New" w:cs="Courier New"/>
+          <w:color w:val="994CC3"/>
+          <w:sz w:val="20"/>
+          <w:szCs w:val="20"/>
+        </w:rPr>
+        <w:t>static</w:t>
+      </w:r>
+      <w:r>
+        <w:rPr>
+          <w:rFonts w:ascii="Courier New" w:eastAsia="Times New Roman" w:hAnsi="Courier New" w:cs="Courier New"/>
+          <w:sz w:val="20"/>
+          <w:szCs w:val="20"/>
+        </w:rPr>
+        <w:t xml:space="preserve"> </w:t>
+      </w:r>
+      <w:r>
+        <w:rPr>
+          <w:rFonts w:ascii="Courier New" w:eastAsia="Times New Roman" w:hAnsi="Courier New" w:cs="Courier New"/>
+          <w:color w:val="994CC3"/>
+          <w:sz w:val="20"/>
+          <w:szCs w:val="20"/>
+        </w:rPr>
+        <w:t>void</w:t>
+      </w:r>
+      <w:r>
+        <w:rPr>
+          <w:rFonts w:ascii="Courier New" w:eastAsia="Times New Roman" w:hAnsi="Courier New" w:cs="Courier New"/>
+          <w:sz w:val="20"/>
+          <w:szCs w:val="20"/>
+        </w:rPr>
+        <w:t xml:space="preserve"> </w:t>
+      </w:r>
+      <w:proofErr w:type="gramStart"/>
+      <w:r>
+        <w:rPr>
+          <w:rFonts w:ascii="Courier New" w:eastAsia="Times New Roman" w:hAnsi="Courier New" w:cs="Courier New"/>
+          <w:color w:val="C96765"/>
+          <w:sz w:val="20"/>
+          <w:szCs w:val="20"/>
+        </w:rPr>
+        <w:t>main</w:t>
+      </w:r>
+      <w:r>
+        <w:rPr>
+          <w:rFonts w:ascii="Courier New" w:eastAsia="Times New Roman" w:hAnsi="Courier New" w:cs="Courier New"/>
+          <w:color w:val="403F53"/>
+          <w:sz w:val="20"/>
+          <w:szCs w:val="20"/>
+        </w:rPr>
+        <w:t>(</w:t>
+      </w:r>
+      <w:proofErr w:type="gramEnd"/>
+      <w:r>
+        <w:rPr>
+          <w:rFonts w:ascii="Courier New" w:eastAsia="Times New Roman" w:hAnsi="Courier New" w:cs="Courier New"/>
+          <w:color w:val="111111"/>
+          <w:sz w:val="20"/>
+          <w:szCs w:val="20"/>
+        </w:rPr>
+        <w:t>String</w:t>
+      </w:r>
+      <w:r>
+        <w:rPr>
+          <w:rFonts w:ascii="Courier New" w:eastAsia="Times New Roman" w:hAnsi="Courier New" w:cs="Courier New"/>
+          <w:color w:val="403F53"/>
+          <w:sz w:val="20"/>
+          <w:szCs w:val="20"/>
+        </w:rPr>
+        <w:t>[]</w:t>
+      </w:r>
+      <w:r>
+        <w:rPr>
+          <w:rFonts w:ascii="Courier New" w:eastAsia="Times New Roman" w:hAnsi="Courier New" w:cs="Courier New"/>
+          <w:sz w:val="20"/>
+          <w:szCs w:val="20"/>
+        </w:rPr>
+        <w:t xml:space="preserve"> </w:t>
+      </w:r>
+      <w:proofErr w:type="spellStart"/>
+      <w:r>
+        <w:rPr>
+          <w:rFonts w:ascii="Courier New" w:eastAsia="Times New Roman" w:hAnsi="Courier New" w:cs="Courier New"/>
+          <w:color w:val="C96765"/>
+          <w:sz w:val="20"/>
+          <w:szCs w:val="20"/>
+        </w:rPr>
+        <w:t>args</w:t>
+      </w:r>
+      <w:proofErr w:type="spellEnd"/>
+      <w:r>
+        <w:rPr>
+          <w:rFonts w:ascii="Courier New" w:eastAsia="Times New Roman" w:hAnsi="Courier New" w:cs="Courier New"/>
+          <w:color w:val="403F53"/>
+          <w:sz w:val="20"/>
+          <w:szCs w:val="20"/>
+        </w:rPr>
+        <w:t>)</w:t>
+      </w:r>
+      <w:r>
+        <w:rPr>
+          <w:rFonts w:ascii="Courier New" w:eastAsia="Times New Roman" w:hAnsi="Courier New" w:cs="Courier New"/>
+          <w:sz w:val="20"/>
+          <w:szCs w:val="20"/>
+        </w:rPr>
+        <w:t xml:space="preserve"> </w:t>
+      </w:r>
+      <w:r>
+        <w:rPr>
+          <w:rFonts w:ascii="Courier New" w:eastAsia="Times New Roman" w:hAnsi="Courier New" w:cs="Courier New"/>
+          <w:color w:val="403F53"/>
+          <w:sz w:val="20"/>
+          <w:szCs w:val="20"/>
+        </w:rPr>
+        <w:t>{</w:t>
+      </w:r>
+    </w:p>
+    <w:p>
+      <w:pPr>
+        <w:tabs>
+          <w:tab w:val="left" w:pos="916"/>
+          <w:tab w:val="left" w:pos="1832"/>
+          <w:tab w:val="left" w:pos="2748"/>
+          <w:tab w:val="left" w:pos="3664"/>
+          <w:tab w:val="left" w:pos="4580"/>
+          <w:tab w:val="left" w:pos="5496"/>
+          <w:tab w:val="left" w:pos="6412"/>
+          <w:tab w:val="left" w:pos="7328"/>
+          <w:tab w:val="left" w:pos="8244"/>
+          <w:tab w:val="left" w:pos="9160"/>
+          <w:tab w:val="left" w:pos="10076"/>
+          <w:tab w:val="left" w:pos="10992"/>
+          <w:tab w:val="left" w:pos="11908"/>
+          <w:tab w:val="left" w:pos="12824"/>
+          <w:tab w:val="left" w:pos="13740"/>
+          <w:tab w:val="left" w:pos="14656"/>
+        </w:tabs>
+        <w:spacing w:after="0" w:line="240" w:lineRule="auto"/>
+        <w:rPr>
+          <w:rFonts w:ascii="Courier New" w:eastAsia="Times New Roman" w:hAnsi="Courier New" w:cs="Courier New"/>
+          <w:sz w:val="20"/>
+          <w:szCs w:val="20"/>
+        </w:rPr>
+      </w:pPr>
+      <w:r>
+        <w:rPr>
+          <w:rFonts w:ascii="Courier New" w:eastAsia="Times New Roman" w:hAnsi="Courier New" w:cs="Courier New"/>
+          <w:sz w:val="20"/>
+          <w:szCs w:val="20"/>
+        </w:rPr>
+        <w:t xml:space="preserve">        </w:t>
+      </w:r>
+      <w:r>
+        <w:rPr>
+          <w:rFonts w:ascii="Courier New" w:eastAsia="Times New Roman" w:hAnsi="Courier New" w:cs="Courier New"/>
+          <w:color w:val="111111"/>
+          <w:sz w:val="20"/>
+          <w:szCs w:val="20"/>
+        </w:rPr>
+        <w:t>String</w:t>
+      </w:r>
+      <w:r>
+        <w:rPr>
+          <w:rFonts w:ascii="Courier New" w:eastAsia="Times New Roman" w:hAnsi="Courier New" w:cs="Courier New"/>
+          <w:sz w:val="20"/>
+          <w:szCs w:val="20"/>
+        </w:rPr>
+        <w:t xml:space="preserve"> </w:t>
+      </w:r>
+      <w:r>
+        <w:rPr>
+          <w:rFonts w:ascii="Courier New" w:eastAsia="Times New Roman" w:hAnsi="Courier New" w:cs="Courier New"/>
+          <w:color w:val="C96765"/>
+          <w:sz w:val="20"/>
+          <w:szCs w:val="20"/>
+        </w:rPr>
+        <w:t>name</w:t>
+      </w:r>
+      <w:r>
+        <w:rPr>
+          <w:rFonts w:ascii="Courier New" w:eastAsia="Times New Roman" w:hAnsi="Courier New" w:cs="Courier New"/>
+          <w:sz w:val="20"/>
+          <w:szCs w:val="20"/>
+        </w:rPr>
+        <w:t xml:space="preserve"> </w:t>
+      </w:r>
+      <w:r>
+        <w:rPr>
+          <w:rFonts w:ascii="Courier New" w:eastAsia="Times New Roman" w:hAnsi="Courier New" w:cs="Courier New"/>
+          <w:color w:val="0C969B"/>
+          <w:sz w:val="20"/>
+          <w:szCs w:val="20"/>
+        </w:rPr>
+        <w:t>=</w:t>
+      </w:r>
+      <w:r>
+        <w:rPr>
+          <w:rFonts w:ascii="Courier New" w:eastAsia="Times New Roman" w:hAnsi="Courier New" w:cs="Courier New"/>
+          <w:sz w:val="20"/>
+          <w:szCs w:val="20"/>
+        </w:rPr>
+        <w:t xml:space="preserve"> </w:t>
+      </w:r>
+      <w:r>
+        <w:rPr>
+          <w:rFonts w:ascii="Courier New" w:eastAsia="Times New Roman" w:hAnsi="Courier New" w:cs="Courier New"/>
+          <w:color w:val="C96765"/>
+          <w:sz w:val="20"/>
+          <w:szCs w:val="20"/>
+        </w:rPr>
+        <w:t>"</w:t>
+      </w:r>
+      <w:proofErr w:type="spellStart"/>
+      <w:r>
+        <w:rPr>
+          <w:rFonts w:ascii="Courier New" w:eastAsia="Times New Roman" w:hAnsi="Courier New" w:cs="Courier New"/>
+          <w:color w:val="C96765"/>
+          <w:sz w:val="20"/>
+          <w:szCs w:val="20"/>
+        </w:rPr>
+        <w:t>adityan</w:t>
+      </w:r>
+      <w:proofErr w:type="spellEnd"/>
+      <w:r>
+        <w:rPr>
+          <w:rFonts w:ascii="Courier New" w:eastAsia="Times New Roman" w:hAnsi="Courier New" w:cs="Courier New"/>
+          <w:color w:val="C96765"/>
+          <w:sz w:val="20"/>
+          <w:szCs w:val="20"/>
+        </w:rPr>
+        <w:t>"</w:t>
+      </w:r>
+      <w:r>
+        <w:rPr>
+          <w:rFonts w:ascii="Courier New" w:eastAsia="Times New Roman" w:hAnsi="Courier New" w:cs="Courier New"/>
+          <w:color w:val="403F53"/>
+          <w:sz w:val="20"/>
+          <w:szCs w:val="20"/>
+        </w:rPr>
+        <w:t>;</w:t>
+      </w:r>
+    </w:p>
+    <w:p>
+      <w:pPr>
+        <w:tabs>
+          <w:tab w:val="left" w:pos="916"/>
+          <w:tab w:val="left" w:pos="1832"/>
+          <w:tab w:val="left" w:pos="2748"/>
+          <w:tab w:val="left" w:pos="3664"/>
+          <w:tab w:val="left" w:pos="4580"/>
+          <w:tab w:val="left" w:pos="5496"/>
+          <w:tab w:val="left" w:pos="6412"/>
+          <w:tab w:val="left" w:pos="7328"/>
+          <w:tab w:val="left" w:pos="8244"/>
+          <w:tab w:val="left" w:pos="9160"/>
+          <w:tab w:val="left" w:pos="10076"/>
+          <w:tab w:val="left" w:pos="10992"/>
+          <w:tab w:val="left" w:pos="11908"/>
+          <w:tab w:val="left" w:pos="12824"/>
+          <w:tab w:val="left" w:pos="13740"/>
+          <w:tab w:val="left" w:pos="14656"/>
+        </w:tabs>
+        <w:spacing w:after="0" w:line="240" w:lineRule="auto"/>
+        <w:rPr>
+          <w:rFonts w:ascii="Courier New" w:eastAsia="Times New Roman" w:hAnsi="Courier New" w:cs="Courier New"/>
+          <w:sz w:val="20"/>
+          <w:szCs w:val="20"/>
+        </w:rPr>
+      </w:pPr>
+    </w:p>
+    <w:p>
+      <w:pPr>
+        <w:tabs>
+          <w:tab w:val="left" w:pos="916"/>
+          <w:tab w:val="left" w:pos="1832"/>
+          <w:tab w:val="left" w:pos="2748"/>
+          <w:tab w:val="left" w:pos="3664"/>
+          <w:tab w:val="left" w:pos="4580"/>
+          <w:tab w:val="left" w:pos="5496"/>
+          <w:tab w:val="left" w:pos="6412"/>
+          <w:tab w:val="left" w:pos="7328"/>
+          <w:tab w:val="left" w:pos="8244"/>
+          <w:tab w:val="left" w:pos="9160"/>
+          <w:tab w:val="left" w:pos="10076"/>
+          <w:tab w:val="left" w:pos="10992"/>
+          <w:tab w:val="left" w:pos="11908"/>
+          <w:tab w:val="left" w:pos="12824"/>
+          <w:tab w:val="left" w:pos="13740"/>
+          <w:tab w:val="left" w:pos="14656"/>
+        </w:tabs>
+        <w:spacing w:after="0" w:line="240" w:lineRule="auto"/>
+        <w:rPr>
+          <w:rFonts w:ascii="Courier New" w:eastAsia="Times New Roman" w:hAnsi="Courier New" w:cs="Courier New"/>
+          <w:sz w:val="20"/>
+          <w:szCs w:val="20"/>
+        </w:rPr>
+      </w:pPr>
+      <w:r>
+        <w:rPr>
+          <w:rFonts w:ascii="Courier New" w:eastAsia="Times New Roman" w:hAnsi="Courier New" w:cs="Courier New"/>
+          <w:sz w:val="20"/>
+          <w:szCs w:val="20"/>
+        </w:rPr>
+        <w:t xml:space="preserve">        </w:t>
+      </w:r>
+      <w:r>
+        <w:rPr>
+          <w:rFonts w:ascii="Courier New" w:eastAsia="Times New Roman" w:hAnsi="Courier New" w:cs="Courier New"/>
+          <w:color w:val="994CC3"/>
+          <w:sz w:val="20"/>
+          <w:szCs w:val="20"/>
+        </w:rPr>
+        <w:t>for</w:t>
+      </w:r>
+      <w:r>
+        <w:rPr>
+          <w:rFonts w:ascii="Courier New" w:eastAsia="Times New Roman" w:hAnsi="Courier New" w:cs="Courier New"/>
+          <w:sz w:val="20"/>
+          <w:szCs w:val="20"/>
+        </w:rPr>
+        <w:t xml:space="preserve"> </w:t>
+      </w:r>
+      <w:r>
+        <w:rPr>
+          <w:rFonts w:ascii="Courier New" w:eastAsia="Times New Roman" w:hAnsi="Courier New" w:cs="Courier New"/>
+          <w:color w:val="403F53"/>
+          <w:sz w:val="20"/>
+          <w:szCs w:val="20"/>
+        </w:rPr>
+        <w:t>(</w:t>
+      </w:r>
+      <w:r>
+        <w:rPr>
+          <w:rFonts w:ascii="Courier New" w:eastAsia="Times New Roman" w:hAnsi="Courier New" w:cs="Courier New"/>
+          <w:color w:val="994CC3"/>
+          <w:sz w:val="20"/>
+          <w:szCs w:val="20"/>
+        </w:rPr>
+        <w:t>int</w:t>
+      </w:r>
+      <w:r>
+        <w:rPr>
+          <w:rFonts w:ascii="Courier New" w:eastAsia="Times New Roman" w:hAnsi="Courier New" w:cs="Courier New"/>
+          <w:sz w:val="20"/>
+          <w:szCs w:val="20"/>
+        </w:rPr>
+        <w:t xml:space="preserve"> </w:t>
+      </w:r>
+      <w:proofErr w:type="spellStart"/>
+      <w:r>
+        <w:rPr>
+          <w:rFonts w:ascii="Courier New" w:eastAsia="Times New Roman" w:hAnsi="Courier New" w:cs="Courier New"/>
+          <w:color w:val="C96765"/>
+          <w:sz w:val="20"/>
+          <w:szCs w:val="20"/>
+        </w:rPr>
+        <w:t>i</w:t>
+      </w:r>
+      <w:proofErr w:type="spellEnd"/>
+      <w:r>
+        <w:rPr>
+          <w:rFonts w:ascii="Courier New" w:eastAsia="Times New Roman" w:hAnsi="Courier New" w:cs="Courier New"/>
+          <w:sz w:val="20"/>
+          <w:szCs w:val="20"/>
+        </w:rPr>
+        <w:t xml:space="preserve"> </w:t>
+      </w:r>
+      <w:r>
+        <w:rPr>
+          <w:rFonts w:ascii="Courier New" w:eastAsia="Times New Roman" w:hAnsi="Courier New" w:cs="Courier New"/>
+          <w:color w:val="0C969B"/>
+          <w:sz w:val="20"/>
+          <w:szCs w:val="20"/>
+        </w:rPr>
+        <w:t>=</w:t>
+      </w:r>
+      <w:r>
+        <w:rPr>
+          <w:rFonts w:ascii="Courier New" w:eastAsia="Times New Roman" w:hAnsi="Courier New" w:cs="Courier New"/>
+          <w:sz w:val="20"/>
+          <w:szCs w:val="20"/>
+        </w:rPr>
+        <w:t xml:space="preserve"> </w:t>
+      </w:r>
+      <w:r>
+        <w:rPr>
+          <w:rFonts w:ascii="Courier New" w:eastAsia="Times New Roman" w:hAnsi="Courier New" w:cs="Courier New"/>
+          <w:color w:val="AA0982"/>
+          <w:sz w:val="20"/>
+          <w:szCs w:val="20"/>
+        </w:rPr>
+        <w:t>0</w:t>
+      </w:r>
+      <w:r>
+        <w:rPr>
+          <w:rFonts w:ascii="Courier New" w:eastAsia="Times New Roman" w:hAnsi="Courier New" w:cs="Courier New"/>
+          <w:color w:val="403F53"/>
+          <w:sz w:val="20"/>
+          <w:szCs w:val="20"/>
+        </w:rPr>
+        <w:t>;</w:t>
+      </w:r>
+      <w:r>
+        <w:rPr>
+          <w:rFonts w:ascii="Courier New" w:eastAsia="Times New Roman" w:hAnsi="Courier New" w:cs="Courier New"/>
+          <w:sz w:val="20"/>
+          <w:szCs w:val="20"/>
+        </w:rPr>
+        <w:t xml:space="preserve"> </w:t>
+      </w:r>
+      <w:proofErr w:type="spellStart"/>
+      <w:r>
+        <w:rPr>
+          <w:rFonts w:ascii="Courier New" w:eastAsia="Times New Roman" w:hAnsi="Courier New" w:cs="Courier New"/>
+          <w:color w:val="403F53"/>
+          <w:sz w:val="20"/>
+          <w:szCs w:val="20"/>
+        </w:rPr>
+        <w:t>i</w:t>
+      </w:r>
+      <w:proofErr w:type="spellEnd"/>
+      <w:r>
+        <w:rPr>
+          <w:rFonts w:ascii="Courier New" w:eastAsia="Times New Roman" w:hAnsi="Courier New" w:cs="Courier New"/>
+          <w:sz w:val="20"/>
+          <w:szCs w:val="20"/>
+        </w:rPr>
+        <w:t xml:space="preserve"> </w:t>
+      </w:r>
+      <w:r>
+        <w:rPr>
+          <w:rFonts w:ascii="Courier New" w:eastAsia="Times New Roman" w:hAnsi="Courier New" w:cs="Courier New"/>
+          <w:color w:val="0C969B"/>
+          <w:sz w:val="20"/>
+          <w:szCs w:val="20"/>
+        </w:rPr>
+        <w:t>&lt;</w:t>
+      </w:r>
+      <w:r>
+        <w:rPr>
+          <w:rFonts w:ascii="Courier New" w:eastAsia="Times New Roman" w:hAnsi="Courier New" w:cs="Courier New"/>
+          <w:sz w:val="20"/>
+          <w:szCs w:val="20"/>
+        </w:rPr>
+        <w:t xml:space="preserve"> </w:t>
+      </w:r>
+      <w:proofErr w:type="spellStart"/>
+      <w:proofErr w:type="gramStart"/>
+      <w:r>
+        <w:rPr>
+          <w:rFonts w:ascii="Courier New" w:eastAsia="Times New Roman" w:hAnsi="Courier New" w:cs="Courier New"/>
+          <w:color w:val="403F53"/>
+          <w:sz w:val="20"/>
+          <w:szCs w:val="20"/>
+        </w:rPr>
+        <w:t>name</w:t>
+      </w:r>
+      <w:r>
+        <w:rPr>
+          <w:rFonts w:ascii="Courier New" w:eastAsia="Times New Roman" w:hAnsi="Courier New" w:cs="Courier New"/>
+          <w:color w:val="0C969B"/>
+          <w:sz w:val="20"/>
+          <w:szCs w:val="20"/>
+        </w:rPr>
+        <w:t>.</w:t>
+      </w:r>
+      <w:r>
+        <w:rPr>
+          <w:rFonts w:ascii="Courier New" w:eastAsia="Times New Roman" w:hAnsi="Courier New" w:cs="Courier New"/>
+          <w:color w:val="4876D6"/>
+          <w:sz w:val="20"/>
+          <w:szCs w:val="20"/>
+        </w:rPr>
+        <w:t>length</w:t>
+      </w:r>
+      <w:proofErr w:type="spellEnd"/>
+      <w:proofErr w:type="gramEnd"/>
+      <w:r>
+        <w:rPr>
+          <w:rFonts w:ascii="Courier New" w:eastAsia="Times New Roman" w:hAnsi="Courier New" w:cs="Courier New"/>
+          <w:color w:val="403F53"/>
+          <w:sz w:val="20"/>
+          <w:szCs w:val="20"/>
+        </w:rPr>
+        <w:t>();</w:t>
+      </w:r>
+      <w:r>
+        <w:rPr>
+          <w:rFonts w:ascii="Courier New" w:eastAsia="Times New Roman" w:hAnsi="Courier New" w:cs="Courier New"/>
+          <w:sz w:val="20"/>
+          <w:szCs w:val="20"/>
+        </w:rPr>
+        <w:t xml:space="preserve"> </w:t>
+      </w:r>
+      <w:proofErr w:type="spellStart"/>
+      <w:r>
+        <w:rPr>
+          <w:rFonts w:ascii="Courier New" w:eastAsia="Times New Roman" w:hAnsi="Courier New" w:cs="Courier New"/>
+          <w:color w:val="403F53"/>
+          <w:sz w:val="20"/>
+          <w:szCs w:val="20"/>
+        </w:rPr>
+        <w:t>i</w:t>
+      </w:r>
+      <w:proofErr w:type="spellEnd"/>
+      <w:r>
+        <w:rPr>
+          <w:rFonts w:ascii="Courier New" w:eastAsia="Times New Roman" w:hAnsi="Courier New" w:cs="Courier New"/>
+          <w:color w:val="0C969B"/>
+          <w:sz w:val="20"/>
+          <w:szCs w:val="20"/>
+        </w:rPr>
+        <w:t>++</w:t>
+      </w:r>
+      <w:r>
+        <w:rPr>
+          <w:rFonts w:ascii="Courier New" w:eastAsia="Times New Roman" w:hAnsi="Courier New" w:cs="Courier New"/>
+          <w:color w:val="403F53"/>
+          <w:sz w:val="20"/>
+          <w:szCs w:val="20"/>
+        </w:rPr>
+        <w:t>)</w:t>
+      </w:r>
+      <w:r>
+        <w:rPr>
+          <w:rFonts w:ascii="Courier New" w:eastAsia="Times New Roman" w:hAnsi="Courier New" w:cs="Courier New"/>
+          <w:sz w:val="20"/>
+          <w:szCs w:val="20"/>
+        </w:rPr>
+        <w:t xml:space="preserve"> </w:t>
+      </w:r>
+      <w:r>
+        <w:rPr>
+          <w:rFonts w:ascii="Courier New" w:eastAsia="Times New Roman" w:hAnsi="Courier New" w:cs="Courier New"/>
+          <w:color w:val="403F53"/>
+          <w:sz w:val="20"/>
+          <w:szCs w:val="20"/>
+        </w:rPr>
+        <w:t>{</w:t>
+      </w:r>
+    </w:p>
+    <w:p>
+      <w:pPr>
+        <w:tabs>
+          <w:tab w:val="left" w:pos="916"/>
+          <w:tab w:val="left" w:pos="1832"/>
+          <w:tab w:val="left" w:pos="2748"/>
+          <w:tab w:val="left" w:pos="3664"/>
+          <w:tab w:val="left" w:pos="4580"/>
+          <w:tab w:val="left" w:pos="5496"/>
+          <w:tab w:val="left" w:pos="6412"/>
+          <w:tab w:val="left" w:pos="7328"/>
+          <w:tab w:val="left" w:pos="8244"/>
+          <w:tab w:val="left" w:pos="9160"/>
+          <w:tab w:val="left" w:pos="10076"/>
+          <w:tab w:val="left" w:pos="10992"/>
+          <w:tab w:val="left" w:pos="11908"/>
+          <w:tab w:val="left" w:pos="12824"/>
+          <w:tab w:val="left" w:pos="13740"/>
+          <w:tab w:val="left" w:pos="14656"/>
+        </w:tabs>
+        <w:spacing w:after="0" w:line="240" w:lineRule="auto"/>
+        <w:rPr>
+          <w:rFonts w:ascii="Courier New" w:eastAsia="Times New Roman" w:hAnsi="Courier New" w:cs="Courier New"/>
+          <w:sz w:val="20"/>
+          <w:szCs w:val="20"/>
+        </w:rPr>
+      </w:pPr>
+      <w:r>
+        <w:rPr>
+          <w:rFonts w:ascii="Courier New" w:eastAsia="Times New Roman" w:hAnsi="Courier New" w:cs="Courier New"/>
+          <w:sz w:val="20"/>
+          <w:szCs w:val="20"/>
+        </w:rPr>
+        <w:t xml:space="preserve">            </w:t>
+      </w:r>
+      <w:r>
+        <w:rPr>
+          <w:rFonts w:ascii="Courier New" w:eastAsia="Times New Roman" w:hAnsi="Courier New" w:cs="Courier New"/>
+          <w:color w:val="994CC3"/>
+          <w:sz w:val="20"/>
+          <w:szCs w:val="20"/>
+        </w:rPr>
+        <w:t>for</w:t>
+      </w:r>
+      <w:r>
+        <w:rPr>
+          <w:rFonts w:ascii="Courier New" w:eastAsia="Times New Roman" w:hAnsi="Courier New" w:cs="Courier New"/>
+          <w:sz w:val="20"/>
+          <w:szCs w:val="20"/>
+        </w:rPr>
+        <w:t xml:space="preserve"> </w:t>
+      </w:r>
+      <w:r>
+        <w:rPr>
+          <w:rFonts w:ascii="Courier New" w:eastAsia="Times New Roman" w:hAnsi="Courier New" w:cs="Courier New"/>
+          <w:color w:val="403F53"/>
+          <w:sz w:val="20"/>
+          <w:szCs w:val="20"/>
+        </w:rPr>
+        <w:t>(</w:t>
+      </w:r>
+      <w:r>
+        <w:rPr>
+          <w:rFonts w:ascii="Courier New" w:eastAsia="Times New Roman" w:hAnsi="Courier New" w:cs="Courier New"/>
+          <w:color w:val="994CC3"/>
+          <w:sz w:val="20"/>
+          <w:szCs w:val="20"/>
+        </w:rPr>
+        <w:t>int</w:t>
+      </w:r>
+      <w:r>
+        <w:rPr>
+          <w:rFonts w:ascii="Courier New" w:eastAsia="Times New Roman" w:hAnsi="Courier New" w:cs="Courier New"/>
+          <w:sz w:val="20"/>
+          <w:szCs w:val="20"/>
+        </w:rPr>
+        <w:t xml:space="preserve"> </w:t>
+      </w:r>
+      <w:r>
+        <w:rPr>
+          <w:rFonts w:ascii="Courier New" w:eastAsia="Times New Roman" w:hAnsi="Courier New" w:cs="Courier New"/>
+          <w:color w:val="C96765"/>
+          <w:sz w:val="20"/>
+          <w:szCs w:val="20"/>
+        </w:rPr>
+        <w:t>j</w:t>
+      </w:r>
+      <w:r>
+        <w:rPr>
+          <w:rFonts w:ascii="Courier New" w:eastAsia="Times New Roman" w:hAnsi="Courier New" w:cs="Courier New"/>
+          <w:sz w:val="20"/>
+          <w:szCs w:val="20"/>
+        </w:rPr>
+        <w:t xml:space="preserve"> </w:t>
+      </w:r>
+      <w:r>
+        <w:rPr>
+          <w:rFonts w:ascii="Courier New" w:eastAsia="Times New Roman" w:hAnsi="Courier New" w:cs="Courier New"/>
+          <w:color w:val="0C969B"/>
+          <w:sz w:val="20"/>
+          <w:szCs w:val="20"/>
+        </w:rPr>
+        <w:t>=</w:t>
+      </w:r>
+      <w:r>
+        <w:rPr>
+          <w:rFonts w:ascii="Courier New" w:eastAsia="Times New Roman" w:hAnsi="Courier New" w:cs="Courier New"/>
+          <w:sz w:val="20"/>
+          <w:szCs w:val="20"/>
+        </w:rPr>
+        <w:t xml:space="preserve"> </w:t>
+      </w:r>
+      <w:proofErr w:type="spellStart"/>
+      <w:r>
+        <w:rPr>
+          <w:rFonts w:ascii="Courier New" w:eastAsia="Times New Roman" w:hAnsi="Courier New" w:cs="Courier New"/>
+          <w:color w:val="403F53"/>
+          <w:sz w:val="20"/>
+          <w:szCs w:val="20"/>
+        </w:rPr>
+        <w:t>i</w:t>
+      </w:r>
+      <w:proofErr w:type="spellEnd"/>
+      <w:r>
+        <w:rPr>
+          <w:rFonts w:ascii="Courier New" w:eastAsia="Times New Roman" w:hAnsi="Courier New" w:cs="Courier New"/>
+          <w:sz w:val="20"/>
+          <w:szCs w:val="20"/>
+        </w:rPr>
+        <w:t xml:space="preserve"> </w:t>
+      </w:r>
+      <w:r>
+        <w:rPr>
+          <w:rFonts w:ascii="Courier New" w:eastAsia="Times New Roman" w:hAnsi="Courier New" w:cs="Courier New"/>
+          <w:color w:val="0C969B"/>
+          <w:sz w:val="20"/>
+          <w:szCs w:val="20"/>
+        </w:rPr>
+        <w:t>+</w:t>
+      </w:r>
+      <w:r>
+        <w:rPr>
+          <w:rFonts w:ascii="Courier New" w:eastAsia="Times New Roman" w:hAnsi="Courier New" w:cs="Courier New"/>
+          <w:sz w:val="20"/>
+          <w:szCs w:val="20"/>
+        </w:rPr>
+        <w:t xml:space="preserve"> </w:t>
+      </w:r>
+      <w:r>
+        <w:rPr>
+          <w:rFonts w:ascii="Courier New" w:eastAsia="Times New Roman" w:hAnsi="Courier New" w:cs="Courier New"/>
+          <w:color w:val="AA0982"/>
+          <w:sz w:val="20"/>
+          <w:szCs w:val="20"/>
+        </w:rPr>
+        <w:t>1</w:t>
+      </w:r>
+      <w:r>
+        <w:rPr>
+          <w:rFonts w:ascii="Courier New" w:eastAsia="Times New Roman" w:hAnsi="Courier New" w:cs="Courier New"/>
+          <w:color w:val="403F53"/>
+          <w:sz w:val="20"/>
+          <w:szCs w:val="20"/>
+        </w:rPr>
+        <w:t>;</w:t>
+      </w:r>
+      <w:r>
+        <w:rPr>
+          <w:rFonts w:ascii="Courier New" w:eastAsia="Times New Roman" w:hAnsi="Courier New" w:cs="Courier New"/>
+          <w:sz w:val="20"/>
+          <w:szCs w:val="20"/>
+        </w:rPr>
+        <w:t xml:space="preserve"> </w:t>
+      </w:r>
+      <w:r>
+        <w:rPr>
+          <w:rFonts w:ascii="Courier New" w:eastAsia="Times New Roman" w:hAnsi="Courier New" w:cs="Courier New"/>
+          <w:color w:val="403F53"/>
+          <w:sz w:val="20"/>
+          <w:szCs w:val="20"/>
+        </w:rPr>
+        <w:t>j</w:t>
+      </w:r>
+      <w:r>
+        <w:rPr>
+          <w:rFonts w:ascii="Courier New" w:eastAsia="Times New Roman" w:hAnsi="Courier New" w:cs="Courier New"/>
+          <w:sz w:val="20"/>
+          <w:szCs w:val="20"/>
+        </w:rPr>
+        <w:t xml:space="preserve"> </w:t>
+      </w:r>
+      <w:r>
+        <w:rPr>
+          <w:rFonts w:ascii="Courier New" w:eastAsia="Times New Roman" w:hAnsi="Courier New" w:cs="Courier New"/>
+          <w:color w:val="0C969B"/>
+          <w:sz w:val="20"/>
+          <w:szCs w:val="20"/>
+        </w:rPr>
+        <w:t>&lt;</w:t>
+      </w:r>
+      <w:r>
+        <w:rPr>
+          <w:rFonts w:ascii="Courier New" w:eastAsia="Times New Roman" w:hAnsi="Courier New" w:cs="Courier New"/>
+          <w:sz w:val="20"/>
+          <w:szCs w:val="20"/>
+        </w:rPr>
+        <w:t xml:space="preserve"> </w:t>
+      </w:r>
+      <w:proofErr w:type="spellStart"/>
+      <w:proofErr w:type="gramStart"/>
+      <w:r>
+        <w:rPr>
+          <w:rFonts w:ascii="Courier New" w:eastAsia="Times New Roman" w:hAnsi="Courier New" w:cs="Courier New"/>
+          <w:color w:val="403F53"/>
+          <w:sz w:val="20"/>
+          <w:szCs w:val="20"/>
+        </w:rPr>
+        <w:t>name</w:t>
+      </w:r>
+      <w:r>
+        <w:rPr>
+          <w:rFonts w:ascii="Courier New" w:eastAsia="Times New Roman" w:hAnsi="Courier New" w:cs="Courier New"/>
+          <w:color w:val="0C969B"/>
+          <w:sz w:val="20"/>
+          <w:szCs w:val="20"/>
+        </w:rPr>
+        <w:t>.</w:t>
+      </w:r>
+      <w:r>
+        <w:rPr>
+          <w:rFonts w:ascii="Courier New" w:eastAsia="Times New Roman" w:hAnsi="Courier New" w:cs="Courier New"/>
+          <w:color w:val="4876D6"/>
+          <w:sz w:val="20"/>
+          <w:szCs w:val="20"/>
+        </w:rPr>
+        <w:t>length</w:t>
+      </w:r>
+      <w:proofErr w:type="spellEnd"/>
+      <w:proofErr w:type="gramEnd"/>
+      <w:r>
+        <w:rPr>
+          <w:rFonts w:ascii="Courier New" w:eastAsia="Times New Roman" w:hAnsi="Courier New" w:cs="Courier New"/>
+          <w:color w:val="403F53"/>
+          <w:sz w:val="20"/>
+          <w:szCs w:val="20"/>
+        </w:rPr>
+        <w:t>();</w:t>
+      </w:r>
+      <w:r>
+        <w:rPr>
+          <w:rFonts w:ascii="Courier New" w:eastAsia="Times New Roman" w:hAnsi="Courier New" w:cs="Courier New"/>
+          <w:sz w:val="20"/>
+          <w:szCs w:val="20"/>
+        </w:rPr>
+        <w:t xml:space="preserve"> </w:t>
+      </w:r>
+      <w:proofErr w:type="spellStart"/>
+      <w:r>
+        <w:rPr>
+          <w:rFonts w:ascii="Courier New" w:eastAsia="Times New Roman" w:hAnsi="Courier New" w:cs="Courier New"/>
+          <w:color w:val="403F53"/>
+          <w:sz w:val="20"/>
+          <w:szCs w:val="20"/>
+        </w:rPr>
+        <w:t>j</w:t>
+      </w:r>
+      <w:r>
+        <w:rPr>
+          <w:rFonts w:ascii="Courier New" w:eastAsia="Times New Roman" w:hAnsi="Courier New" w:cs="Courier New"/>
+          <w:color w:val="0C969B"/>
+          <w:sz w:val="20"/>
+          <w:szCs w:val="20"/>
+        </w:rPr>
+        <w:t>++</w:t>
+      </w:r>
+      <w:proofErr w:type="spellEnd"/>
+      <w:r>
+        <w:rPr>
+          <w:rFonts w:ascii="Courier New" w:eastAsia="Times New Roman" w:hAnsi="Courier New" w:cs="Courier New"/>
+          <w:color w:val="403F53"/>
+          <w:sz w:val="20"/>
+          <w:szCs w:val="20"/>
+        </w:rPr>
+        <w:t>)</w:t>
+      </w:r>
+      <w:r>
+        <w:rPr>
+          <w:rFonts w:ascii="Courier New" w:eastAsia="Times New Roman" w:hAnsi="Courier New" w:cs="Courier New"/>
+          <w:sz w:val="20"/>
+          <w:szCs w:val="20"/>
+        </w:rPr>
+        <w:t xml:space="preserve"> </w:t>
+      </w:r>
+      <w:r>
+        <w:rPr>
+          <w:rFonts w:ascii="Courier New" w:eastAsia="Times New Roman" w:hAnsi="Courier New" w:cs="Courier New"/>
+          <w:color w:val="403F53"/>
+          <w:sz w:val="20"/>
+          <w:szCs w:val="20"/>
+        </w:rPr>
+        <w:t>{</w:t>
+      </w:r>
+    </w:p>
+    <w:p>
+      <w:pPr>
+        <w:tabs>
+          <w:tab w:val="left" w:pos="916"/>
+          <w:tab w:val="left" w:pos="1832"/>
+          <w:tab w:val="left" w:pos="2748"/>
+          <w:tab w:val="left" w:pos="3664"/>
+          <w:tab w:val="left" w:pos="4580"/>
+          <w:tab w:val="left" w:pos="5496"/>
+          <w:tab w:val="left" w:pos="6412"/>
+          <w:tab w:val="left" w:pos="7328"/>
+          <w:tab w:val="left" w:pos="8244"/>
+          <w:tab w:val="left" w:pos="9160"/>
+          <w:tab w:val="left" w:pos="10076"/>
+          <w:tab w:val="left" w:pos="10992"/>
+          <w:tab w:val="left" w:pos="11908"/>
+          <w:tab w:val="left" w:pos="12824"/>
+          <w:tab w:val="left" w:pos="13740"/>
+          <w:tab w:val="left" w:pos="14656"/>
+        </w:tabs>
+        <w:spacing w:after="0" w:line="240" w:lineRule="auto"/>
+        <w:rPr>
+          <w:rFonts w:ascii="Courier New" w:eastAsia="Times New Roman" w:hAnsi="Courier New" w:cs="Courier New"/>
+          <w:sz w:val="20"/>
+          <w:szCs w:val="20"/>
+        </w:rPr>
+      </w:pPr>
+      <w:r>
+        <w:rPr>
+          <w:rFonts w:ascii="Courier New" w:eastAsia="Times New Roman" w:hAnsi="Courier New" w:cs="Courier New"/>
+          <w:sz w:val="20"/>
+          <w:szCs w:val="20"/>
+        </w:rPr>
+        <w:t xml:space="preserve">                </w:t>
+      </w:r>
+      <w:r>
+        <w:rPr>
+          <w:rFonts w:ascii="Courier New" w:eastAsia="Times New Roman" w:hAnsi="Courier New" w:cs="Courier New"/>
+          <w:color w:val="994CC3"/>
+          <w:sz w:val="20"/>
+          <w:szCs w:val="20"/>
+        </w:rPr>
+        <w:t>if</w:t>
+      </w:r>
+      <w:r>
+        <w:rPr>
+          <w:rFonts w:ascii="Courier New" w:eastAsia="Times New Roman" w:hAnsi="Courier New" w:cs="Courier New"/>
+          <w:sz w:val="20"/>
+          <w:szCs w:val="20"/>
+        </w:rPr>
+        <w:t xml:space="preserve"> </w:t>
+      </w:r>
+      <w:r>
+        <w:rPr>
+          <w:rFonts w:ascii="Courier New" w:eastAsia="Times New Roman" w:hAnsi="Courier New" w:cs="Courier New"/>
+          <w:color w:val="403F53"/>
+          <w:sz w:val="20"/>
+          <w:szCs w:val="20"/>
+        </w:rPr>
+        <w:t>(</w:t>
+      </w:r>
+      <w:proofErr w:type="spellStart"/>
+      <w:proofErr w:type="gramStart"/>
+      <w:r>
+        <w:rPr>
+          <w:rFonts w:ascii="Courier New" w:eastAsia="Times New Roman" w:hAnsi="Courier New" w:cs="Courier New"/>
+          <w:color w:val="403F53"/>
+          <w:sz w:val="20"/>
+          <w:szCs w:val="20"/>
+        </w:rPr>
+        <w:t>name</w:t>
+      </w:r>
+      <w:r>
+        <w:rPr>
+          <w:rFonts w:ascii="Courier New" w:eastAsia="Times New Roman" w:hAnsi="Courier New" w:cs="Courier New"/>
+          <w:color w:val="0C969B"/>
+          <w:sz w:val="20"/>
+          <w:szCs w:val="20"/>
+        </w:rPr>
+        <w:t>.</w:t>
+      </w:r>
+      <w:r>
+        <w:rPr>
+          <w:rFonts w:ascii="Courier New" w:eastAsia="Times New Roman" w:hAnsi="Courier New" w:cs="Courier New"/>
+          <w:color w:val="4876D6"/>
+          <w:sz w:val="20"/>
+          <w:szCs w:val="20"/>
+        </w:rPr>
+        <w:t>charAt</w:t>
+      </w:r>
+      <w:proofErr w:type="spellEnd"/>
+      <w:proofErr w:type="gramEnd"/>
+      <w:r>
+        <w:rPr>
+          <w:rFonts w:ascii="Courier New" w:eastAsia="Times New Roman" w:hAnsi="Courier New" w:cs="Courier New"/>
+          <w:color w:val="403F53"/>
+          <w:sz w:val="20"/>
+          <w:szCs w:val="20"/>
+        </w:rPr>
+        <w:t>(</w:t>
+      </w:r>
+      <w:proofErr w:type="spellStart"/>
+      <w:r>
+        <w:rPr>
+          <w:rFonts w:ascii="Courier New" w:eastAsia="Times New Roman" w:hAnsi="Courier New" w:cs="Courier New"/>
+          <w:color w:val="403F53"/>
+          <w:sz w:val="20"/>
+          <w:szCs w:val="20"/>
+        </w:rPr>
+        <w:t>i</w:t>
+      </w:r>
+      <w:proofErr w:type="spellEnd"/>
+      <w:r>
+        <w:rPr>
+          <w:rFonts w:ascii="Courier New" w:eastAsia="Times New Roman" w:hAnsi="Courier New" w:cs="Courier New"/>
+          <w:color w:val="403F53"/>
+          <w:sz w:val="20"/>
+          <w:szCs w:val="20"/>
+        </w:rPr>
+        <w:t>)</w:t>
+      </w:r>
+      <w:r>
+        <w:rPr>
+          <w:rFonts w:ascii="Courier New" w:eastAsia="Times New Roman" w:hAnsi="Courier New" w:cs="Courier New"/>
+          <w:sz w:val="20"/>
+          <w:szCs w:val="20"/>
+        </w:rPr>
+        <w:t xml:space="preserve"> </w:t>
+      </w:r>
+      <w:r>
+        <w:rPr>
+          <w:rFonts w:ascii="Courier New" w:eastAsia="Times New Roman" w:hAnsi="Courier New" w:cs="Courier New"/>
+          <w:color w:val="0C969B"/>
+          <w:sz w:val="20"/>
+          <w:szCs w:val="20"/>
+        </w:rPr>
+        <w:t>==</w:t>
+      </w:r>
+      <w:r>
+        <w:rPr>
+          <w:rFonts w:ascii="Courier New" w:eastAsia="Times New Roman" w:hAnsi="Courier New" w:cs="Courier New"/>
+          <w:sz w:val="20"/>
+          <w:szCs w:val="20"/>
+        </w:rPr>
+        <w:t xml:space="preserve"> </w:t>
+      </w:r>
+      <w:proofErr w:type="spellStart"/>
+      <w:r>
+        <w:rPr>
+          <w:rFonts w:ascii="Courier New" w:eastAsia="Times New Roman" w:hAnsi="Courier New" w:cs="Courier New"/>
+          <w:color w:val="403F53"/>
+          <w:sz w:val="20"/>
+          <w:szCs w:val="20"/>
+        </w:rPr>
+        <w:t>name</w:t>
+      </w:r>
+      <w:r>
+        <w:rPr>
+          <w:rFonts w:ascii="Courier New" w:eastAsia="Times New Roman" w:hAnsi="Courier New" w:cs="Courier New"/>
+          <w:color w:val="0C969B"/>
+          <w:sz w:val="20"/>
+          <w:szCs w:val="20"/>
+        </w:rPr>
+        <w:t>.</w:t>
+      </w:r>
+      <w:r>
+        <w:rPr>
+          <w:rFonts w:ascii="Courier New" w:eastAsia="Times New Roman" w:hAnsi="Courier New" w:cs="Courier New"/>
+          <w:color w:val="4876D6"/>
+          <w:sz w:val="20"/>
+          <w:szCs w:val="20"/>
+        </w:rPr>
+        <w:t>charAt</w:t>
+      </w:r>
+      <w:proofErr w:type="spellEnd"/>
+      <w:r>
+        <w:rPr>
+          <w:rFonts w:ascii="Courier New" w:eastAsia="Times New Roman" w:hAnsi="Courier New" w:cs="Courier New"/>
+          <w:color w:val="403F53"/>
+          <w:sz w:val="20"/>
+          <w:szCs w:val="20"/>
+        </w:rPr>
+        <w:t>(j))</w:t>
+      </w:r>
+      <w:r>
+        <w:rPr>
+          <w:rFonts w:ascii="Courier New" w:eastAsia="Times New Roman" w:hAnsi="Courier New" w:cs="Courier New"/>
+          <w:sz w:val="20"/>
+          <w:szCs w:val="20"/>
+        </w:rPr>
+        <w:t xml:space="preserve"> </w:t>
+      </w:r>
+      <w:r>
+        <w:rPr>
+          <w:rFonts w:ascii="Courier New" w:eastAsia="Times New Roman" w:hAnsi="Courier New" w:cs="Courier New"/>
+          <w:color w:val="403F53"/>
+          <w:sz w:val="20"/>
+          <w:szCs w:val="20"/>
+        </w:rPr>
+        <w:t>{</w:t>
+      </w:r>
+    </w:p>
+    <w:p>
+      <w:pPr>
+        <w:tabs>
+          <w:tab w:val="left" w:pos="916"/>
+          <w:tab w:val="left" w:pos="1832"/>
+          <w:tab w:val="left" w:pos="2748"/>
+          <w:tab w:val="left" w:pos="3664"/>
+          <w:tab w:val="left" w:pos="4580"/>
+          <w:tab w:val="left" w:pos="5496"/>
+          <w:tab w:val="left" w:pos="6412"/>
+          <w:tab w:val="left" w:pos="7328"/>
+          <w:tab w:val="left" w:pos="8244"/>
+          <w:tab w:val="left" w:pos="9160"/>
+          <w:tab w:val="left" w:pos="10076"/>
+          <w:tab w:val="left" w:pos="10992"/>
+          <w:tab w:val="left" w:pos="11908"/>
+          <w:tab w:val="left" w:pos="12824"/>
+          <w:tab w:val="left" w:pos="13740"/>
+          <w:tab w:val="left" w:pos="14656"/>
+        </w:tabs>
+        <w:spacing w:after="0" w:line="240" w:lineRule="auto"/>
+        <w:rPr>
+          <w:rFonts w:ascii="Courier New" w:eastAsia="Times New Roman" w:hAnsi="Courier New" w:cs="Courier New"/>
+          <w:sz w:val="20"/>
+          <w:szCs w:val="20"/>
+        </w:rPr>
+      </w:pPr>
+      <w:r>
+        <w:rPr>
+          <w:rFonts w:ascii="Courier New" w:eastAsia="Times New Roman" w:hAnsi="Courier New" w:cs="Courier New"/>
+          <w:sz w:val="20"/>
+          <w:szCs w:val="20"/>
+        </w:rPr>
+        <w:t xml:space="preserve">                    </w:t>
+      </w:r>
+      <w:proofErr w:type="spellStart"/>
+      <w:r>
+        <w:rPr>
+          <w:rFonts w:ascii="Courier New" w:eastAsia="Times New Roman" w:hAnsi="Courier New" w:cs="Courier New"/>
+          <w:color w:val="403F53"/>
+          <w:sz w:val="20"/>
+          <w:szCs w:val="20"/>
+        </w:rPr>
+        <w:t>System</w:t>
+      </w:r>
+      <w:r>
+        <w:rPr>
+          <w:rFonts w:ascii="Courier New" w:eastAsia="Times New Roman" w:hAnsi="Courier New" w:cs="Courier New"/>
+          <w:color w:val="0C969B"/>
+          <w:sz w:val="20"/>
+          <w:szCs w:val="20"/>
+        </w:rPr>
+        <w:t>.</w:t>
+      </w:r>
+      <w:r>
+        <w:rPr>
+          <w:rFonts w:ascii="Courier New" w:eastAsia="Times New Roman" w:hAnsi="Courier New" w:cs="Courier New"/>
+          <w:color w:val="403F53"/>
+          <w:sz w:val="20"/>
+          <w:szCs w:val="20"/>
+        </w:rPr>
+        <w:t>out</w:t>
+      </w:r>
+      <w:r>
+        <w:rPr>
+          <w:rFonts w:ascii="Courier New" w:eastAsia="Times New Roman" w:hAnsi="Courier New" w:cs="Courier New"/>
+          <w:color w:val="0C969B"/>
+          <w:sz w:val="20"/>
+          <w:szCs w:val="20"/>
+        </w:rPr>
+        <w:t>.</w:t>
+      </w:r>
+      <w:r>
+        <w:rPr>
+          <w:rFonts w:ascii="Courier New" w:eastAsia="Times New Roman" w:hAnsi="Courier New" w:cs="Courier New"/>
+          <w:color w:val="4876D6"/>
+          <w:sz w:val="20"/>
+          <w:szCs w:val="20"/>
+        </w:rPr>
+        <w:t>println</w:t>
+      </w:r>
+      <w:proofErr w:type="spellEnd"/>
+      <w:r>
+        <w:rPr>
+          <w:rFonts w:ascii="Courier New" w:eastAsia="Times New Roman" w:hAnsi="Courier New" w:cs="Courier New"/>
+          <w:color w:val="403F53"/>
+          <w:sz w:val="20"/>
+          <w:szCs w:val="20"/>
+        </w:rPr>
+        <w:t>(</w:t>
+      </w:r>
+      <w:proofErr w:type="spellStart"/>
+      <w:proofErr w:type="gramStart"/>
+      <w:r>
+        <w:rPr>
+          <w:rFonts w:ascii="Courier New" w:eastAsia="Times New Roman" w:hAnsi="Courier New" w:cs="Courier New"/>
+          <w:color w:val="403F53"/>
+          <w:sz w:val="20"/>
+          <w:szCs w:val="20"/>
+        </w:rPr>
+        <w:t>name</w:t>
+      </w:r>
+      <w:r>
+        <w:rPr>
+          <w:rFonts w:ascii="Courier New" w:eastAsia="Times New Roman" w:hAnsi="Courier New" w:cs="Courier New"/>
+          <w:color w:val="0C969B"/>
+          <w:sz w:val="20"/>
+          <w:szCs w:val="20"/>
+        </w:rPr>
+        <w:t>.</w:t>
+      </w:r>
+      <w:r>
+        <w:rPr>
+          <w:rFonts w:ascii="Courier New" w:eastAsia="Times New Roman" w:hAnsi="Courier New" w:cs="Courier New"/>
+          <w:color w:val="4876D6"/>
+          <w:sz w:val="20"/>
+          <w:szCs w:val="20"/>
+        </w:rPr>
+        <w:t>charAt</w:t>
+      </w:r>
+      <w:proofErr w:type="spellEnd"/>
+      <w:proofErr w:type="gramEnd"/>
+      <w:r>
+        <w:rPr>
+          <w:rFonts w:ascii="Courier New" w:eastAsia="Times New Roman" w:hAnsi="Courier New" w:cs="Courier New"/>
+          <w:color w:val="403F53"/>
+          <w:sz w:val="20"/>
+          <w:szCs w:val="20"/>
+        </w:rPr>
+        <w:t>(</w:t>
+      </w:r>
+      <w:proofErr w:type="spellStart"/>
+      <w:r>
+        <w:rPr>
+          <w:rFonts w:ascii="Courier New" w:eastAsia="Times New Roman" w:hAnsi="Courier New" w:cs="Courier New"/>
+          <w:color w:val="403F53"/>
+          <w:sz w:val="20"/>
+          <w:szCs w:val="20"/>
+        </w:rPr>
+        <w:t>i</w:t>
+      </w:r>
+      <w:proofErr w:type="spellEnd"/>
+      <w:r>
+        <w:rPr>
+          <w:rFonts w:ascii="Courier New" w:eastAsia="Times New Roman" w:hAnsi="Courier New" w:cs="Courier New"/>
+          <w:color w:val="403F53"/>
+          <w:sz w:val="20"/>
+          <w:szCs w:val="20"/>
+        </w:rPr>
+        <w:t>));</w:t>
+      </w:r>
+    </w:p>
+    <w:p>
+      <w:pPr>
+        <w:tabs>
+          <w:tab w:val="left" w:pos="916"/>
+          <w:tab w:val="left" w:pos="1832"/>
+          <w:tab w:val="left" w:pos="2748"/>
+          <w:tab w:val="left" w:pos="3664"/>
+          <w:tab w:val="left" w:pos="4580"/>
+          <w:tab w:val="left" w:pos="5496"/>
+          <w:tab w:val="left" w:pos="6412"/>
+          <w:tab w:val="left" w:pos="7328"/>
+          <w:tab w:val="left" w:pos="8244"/>
+          <w:tab w:val="left" w:pos="9160"/>
+          <w:tab w:val="left" w:pos="10076"/>
+          <w:tab w:val="left" w:pos="10992"/>
+          <w:tab w:val="left" w:pos="11908"/>
+          <w:tab w:val="left" w:pos="12824"/>
+          <w:tab w:val="left" w:pos="13740"/>
+          <w:tab w:val="left" w:pos="14656"/>
+        </w:tabs>
+        <w:spacing w:after="0" w:line="240" w:lineRule="auto"/>
+        <w:rPr>
+          <w:rFonts w:ascii="Courier New" w:eastAsia="Times New Roman" w:hAnsi="Courier New" w:cs="Courier New"/>
+          <w:sz w:val="20"/>
+          <w:szCs w:val="20"/>
+        </w:rPr>
+      </w:pPr>
+      <w:r>
+        <w:rPr>
+          <w:rFonts w:ascii="Courier New" w:eastAsia="Times New Roman" w:hAnsi="Courier New" w:cs="Courier New"/>
+          <w:sz w:val="20"/>
+          <w:szCs w:val="20"/>
+        </w:rPr>
+        <w:t xml:space="preserve">                    </w:t>
+      </w:r>
+      <w:r>
+        <w:rPr>
+          <w:rFonts w:ascii="Courier New" w:eastAsia="Times New Roman" w:hAnsi="Courier New" w:cs="Courier New"/>
+          <w:color w:val="994CC3"/>
+          <w:sz w:val="20"/>
+          <w:szCs w:val="20"/>
+        </w:rPr>
+        <w:t>break</w:t>
+      </w:r>
+      <w:r>
+        <w:rPr>
+          <w:rFonts w:ascii="Courier New" w:eastAsia="Times New Roman" w:hAnsi="Courier New" w:cs="Courier New"/>
+          <w:color w:val="403F53"/>
+          <w:sz w:val="20"/>
+          <w:szCs w:val="20"/>
+        </w:rPr>
+        <w:t>;</w:t>
+      </w:r>
+    </w:p>
+    <w:p>
+      <w:pPr>
+        <w:tabs>
+          <w:tab w:val="left" w:pos="916"/>
+          <w:tab w:val="left" w:pos="1832"/>
+          <w:tab w:val="left" w:pos="2748"/>
+          <w:tab w:val="left" w:pos="3664"/>
+          <w:tab w:val="left" w:pos="4580"/>
+          <w:tab w:val="left" w:pos="5496"/>
+          <w:tab w:val="left" w:pos="6412"/>
+          <w:tab w:val="left" w:pos="7328"/>
+          <w:tab w:val="left" w:pos="8244"/>
+          <w:tab w:val="left" w:pos="9160"/>
+          <w:tab w:val="left" w:pos="10076"/>
+          <w:tab w:val="left" w:pos="10992"/>
+          <w:tab w:val="left" w:pos="11908"/>
+          <w:tab w:val="left" w:pos="12824"/>
+          <w:tab w:val="left" w:pos="13740"/>
+          <w:tab w:val="left" w:pos="14656"/>
+        </w:tabs>
+        <w:spacing w:after="0" w:line="240" w:lineRule="auto"/>
+        <w:rPr>
+          <w:rFonts w:ascii="Courier New" w:eastAsia="Times New Roman" w:hAnsi="Courier New" w:cs="Courier New"/>
+          <w:sz w:val="20"/>
+          <w:szCs w:val="20"/>
+        </w:rPr>
+      </w:pPr>
+      <w:r>
+        <w:rPr>
+          <w:rFonts w:ascii="Courier New" w:eastAsia="Times New Roman" w:hAnsi="Courier New" w:cs="Courier New"/>
+          <w:sz w:val="20"/>
+          <w:szCs w:val="20"/>
+        </w:rPr>
+        <w:t xml:space="preserve">                </w:t>
+      </w:r>
+      <w:r>
+        <w:rPr>
+          <w:rFonts w:ascii="Courier New" w:eastAsia="Times New Roman" w:hAnsi="Courier New" w:cs="Courier New"/>
+          <w:color w:val="403F53"/>
+          <w:sz w:val="20"/>
+          <w:szCs w:val="20"/>
+        </w:rPr>
+        <w:t>}</w:t>
+      </w:r>
+    </w:p>
+    <w:p>
+      <w:pPr>
+        <w:tabs>
+          <w:tab w:val="left" w:pos="916"/>
+          <w:tab w:val="left" w:pos="1832"/>
+          <w:tab w:val="left" w:pos="2748"/>
+          <w:tab w:val="left" w:pos="3664"/>
+          <w:tab w:val="left" w:pos="4580"/>
+          <w:tab w:val="left" w:pos="5496"/>
+          <w:tab w:val="left" w:pos="6412"/>
+          <w:tab w:val="left" w:pos="7328"/>
+          <w:tab w:val="left" w:pos="8244"/>
+          <w:tab w:val="left" w:pos="9160"/>
+          <w:tab w:val="left" w:pos="10076"/>
+          <w:tab w:val="left" w:pos="10992"/>
+          <w:tab w:val="left" w:pos="11908"/>
+          <w:tab w:val="left" w:pos="12824"/>
+          <w:tab w:val="left" w:pos="13740"/>
+          <w:tab w:val="left" w:pos="14656"/>
+        </w:tabs>
+        <w:spacing w:after="0" w:line="240" w:lineRule="auto"/>
+        <w:rPr>
+          <w:rFonts w:ascii="Courier New" w:eastAsia="Times New Roman" w:hAnsi="Courier New" w:cs="Courier New"/>
+          <w:sz w:val="20"/>
+          <w:szCs w:val="20"/>
+        </w:rPr>
+      </w:pPr>
+      <w:r>
+        <w:rPr>
+          <w:rFonts w:ascii="Courier New" w:eastAsia="Times New Roman" w:hAnsi="Courier New" w:cs="Courier New"/>
+          <w:sz w:val="20"/>
+          <w:szCs w:val="20"/>
+        </w:rPr>
+        <w:lastRenderedPageBreak/>
+        <w:t xml:space="preserve">            </w:t>
+      </w:r>
+      <w:r>
+        <w:rPr>
+          <w:rFonts w:ascii="Courier New" w:eastAsia="Times New Roman" w:hAnsi="Courier New" w:cs="Courier New"/>
+          <w:color w:val="403F53"/>
+          <w:sz w:val="20"/>
+          <w:szCs w:val="20"/>
+        </w:rPr>
+        <w:t>}</w:t>
+      </w:r>
+    </w:p>
+    <w:p>
+      <w:pPr>
+        <w:tabs>
+          <w:tab w:val="left" w:pos="916"/>
+          <w:tab w:val="left" w:pos="1832"/>
+          <w:tab w:val="left" w:pos="2748"/>
+          <w:tab w:val="left" w:pos="3664"/>
+          <w:tab w:val="left" w:pos="4580"/>
+          <w:tab w:val="left" w:pos="5496"/>
+          <w:tab w:val="left" w:pos="6412"/>
+          <w:tab w:val="left" w:pos="7328"/>
+          <w:tab w:val="left" w:pos="8244"/>
+          <w:tab w:val="left" w:pos="9160"/>
+          <w:tab w:val="left" w:pos="10076"/>
+          <w:tab w:val="left" w:pos="10992"/>
+          <w:tab w:val="left" w:pos="11908"/>
+          <w:tab w:val="left" w:pos="12824"/>
+          <w:tab w:val="left" w:pos="13740"/>
+          <w:tab w:val="left" w:pos="14656"/>
+        </w:tabs>
+        <w:spacing w:after="0" w:line="240" w:lineRule="auto"/>
+        <w:rPr>
+          <w:rFonts w:ascii="Courier New" w:eastAsia="Times New Roman" w:hAnsi="Courier New" w:cs="Courier New"/>
+          <w:sz w:val="20"/>
+          <w:szCs w:val="20"/>
+        </w:rPr>
+      </w:pPr>
+      <w:r>
+        <w:rPr>
+          <w:rFonts w:ascii="Courier New" w:eastAsia="Times New Roman" w:hAnsi="Courier New" w:cs="Courier New"/>
+          <w:sz w:val="20"/>
+          <w:szCs w:val="20"/>
+        </w:rPr>
+        <w:t xml:space="preserve">        </w:t>
+      </w:r>
+      <w:r>
+        <w:rPr>
+          <w:rFonts w:ascii="Courier New" w:eastAsia="Times New Roman" w:hAnsi="Courier New" w:cs="Courier New"/>
+          <w:color w:val="403F53"/>
+          <w:sz w:val="20"/>
+          <w:szCs w:val="20"/>
+        </w:rPr>
+        <w:t>}</w:t>
+      </w:r>
+    </w:p>
+    <w:p>
+      <w:pPr>
+        <w:tabs>
+          <w:tab w:val="left" w:pos="916"/>
+          <w:tab w:val="left" w:pos="1832"/>
+          <w:tab w:val="left" w:pos="2748"/>
+          <w:tab w:val="left" w:pos="3664"/>
+          <w:tab w:val="left" w:pos="4580"/>
+          <w:tab w:val="left" w:pos="5496"/>
+          <w:tab w:val="left" w:pos="6412"/>
+          <w:tab w:val="left" w:pos="7328"/>
+          <w:tab w:val="left" w:pos="8244"/>
+          <w:tab w:val="left" w:pos="9160"/>
+          <w:tab w:val="left" w:pos="10076"/>
+          <w:tab w:val="left" w:pos="10992"/>
+          <w:tab w:val="left" w:pos="11908"/>
+          <w:tab w:val="left" w:pos="12824"/>
+          <w:tab w:val="left" w:pos="13740"/>
+          <w:tab w:val="left" w:pos="14656"/>
+        </w:tabs>
+        <w:spacing w:after="0" w:line="240" w:lineRule="auto"/>
+        <w:rPr>
+          <w:rFonts w:ascii="Courier New" w:eastAsia="Times New Roman" w:hAnsi="Courier New" w:cs="Courier New"/>
+          <w:sz w:val="20"/>
+          <w:szCs w:val="20"/>
+        </w:rPr>
+      </w:pPr>
+      <w:r>
+        <w:rPr>
+          <w:rFonts w:ascii="Courier New" w:eastAsia="Times New Roman" w:hAnsi="Courier New" w:cs="Courier New"/>
+          <w:sz w:val="20"/>
+          <w:szCs w:val="20"/>
+        </w:rPr>
+        <w:t xml:space="preserve">    </w:t>
+      </w:r>
+      <w:r>
+        <w:rPr>
+          <w:rFonts w:ascii="Courier New" w:eastAsia="Times New Roman" w:hAnsi="Courier New" w:cs="Courier New"/>
+          <w:color w:val="403F53"/>
+          <w:sz w:val="20"/>
+          <w:szCs w:val="20"/>
+        </w:rPr>
+        <w:t>}</w:t>
+      </w:r>
+    </w:p>
+    <w:p>
+      <w:pPr>
+        <w:tabs>
+          <w:tab w:val="left" w:pos="916"/>
+          <w:tab w:val="left" w:pos="1832"/>
+          <w:tab w:val="left" w:pos="2748"/>
+          <w:tab w:val="left" w:pos="3664"/>
+          <w:tab w:val="left" w:pos="4580"/>
+          <w:tab w:val="left" w:pos="5496"/>
+          <w:tab w:val="left" w:pos="6412"/>
+          <w:tab w:val="left" w:pos="7328"/>
+          <w:tab w:val="left" w:pos="8244"/>
+          <w:tab w:val="left" w:pos="9160"/>
+          <w:tab w:val="left" w:pos="10076"/>
+          <w:tab w:val="left" w:pos="10992"/>
+          <w:tab w:val="left" w:pos="11908"/>
+          <w:tab w:val="left" w:pos="12824"/>
+          <w:tab w:val="left" w:pos="13740"/>
+          <w:tab w:val="left" w:pos="14656"/>
+        </w:tabs>
+        <w:spacing w:after="0" w:line="240" w:lineRule="auto"/>
+        <w:rPr>
+          <w:rFonts w:ascii="Courier New" w:eastAsia="Times New Roman" w:hAnsi="Courier New" w:cs="Courier New"/>
+          <w:sz w:val="20"/>
+          <w:szCs w:val="20"/>
+        </w:rPr>
+      </w:pPr>
+      <w:r>
+        <w:rPr>
+          <w:rFonts w:ascii="Courier New" w:eastAsia="Times New Roman" w:hAnsi="Courier New" w:cs="Courier New"/>
+          <w:color w:val="403F53"/>
+          <w:sz w:val="20"/>
+          <w:szCs w:val="20"/>
+        </w:rPr>
+        <w:t>}</w:t>
+      </w:r>
+    </w:p>
+    <w:p>
+      <w:pPr>
+        <w:tabs>
+          <w:tab w:val="left" w:pos="2373"/>
+        </w:tabs>
+      </w:pPr>
       <w:bookmarkStart w:id="0" w:name="_GoBack"/>
       <w:bookmarkEnd w:id="0"/>
     </w:p>
@@ -4027,6 +5664,68 @@
     <w:uiPriority w:val="99"/>
     <w:rsid w:val="00E306FA"/>
   </w:style>
+  <w:style w:type="character" w:styleId="BookTitle">
+    <w:name w:val="Book Title"/>
+    <w:basedOn w:val="DefaultParagraphFont"/>
+    <w:uiPriority w:val="33"/>
+    <w:qFormat/>
+    <w:rsid w:val="009F1F1B"/>
+    <w:rPr>
+      <w:b/>
+      <w:bCs/>
+      <w:i/>
+      <w:iCs/>
+      <w:spacing w:val="5"/>
+    </w:rPr>
+  </w:style>
+  <w:style w:type="paragraph" w:styleId="HTMLPreformatted">
+    <w:name w:val="HTML Preformatted"/>
+    <w:basedOn w:val="Normal"/>
+    <w:link w:val="HTMLPreformattedChar"/>
+    <w:uiPriority w:val="99"/>
+    <w:semiHidden/>
+    <w:unhideWhenUsed/>
+    <w:rsid w:val="006C7CFD"/>
+    <w:pPr>
+      <w:tabs>
+        <w:tab w:val="left" w:pos="916"/>
+        <w:tab w:val="left" w:pos="1832"/>
+        <w:tab w:val="left" w:pos="2748"/>
+        <w:tab w:val="left" w:pos="3664"/>
+        <w:tab w:val="left" w:pos="4580"/>
+        <w:tab w:val="left" w:pos="5496"/>
+        <w:tab w:val="left" w:pos="6412"/>
+        <w:tab w:val="left" w:pos="7328"/>
+        <w:tab w:val="left" w:pos="8244"/>
+        <w:tab w:val="left" w:pos="9160"/>
+        <w:tab w:val="left" w:pos="10076"/>
+        <w:tab w:val="left" w:pos="10992"/>
+        <w:tab w:val="left" w:pos="11908"/>
+        <w:tab w:val="left" w:pos="12824"/>
+        <w:tab w:val="left" w:pos="13740"/>
+        <w:tab w:val="left" w:pos="14656"/>
+      </w:tabs>
+      <w:spacing w:after="0" w:line="240" w:lineRule="auto"/>
+    </w:pPr>
+    <w:rPr>
+      <w:rFonts w:ascii="Courier New" w:eastAsia="Times New Roman" w:hAnsi="Courier New" w:cs="Courier New"/>
+      <w:sz w:val="20"/>
+      <w:szCs w:val="20"/>
+    </w:rPr>
+  </w:style>
+  <w:style w:type="character" w:customStyle="1" w:styleId="HTMLPreformattedChar">
+    <w:name w:val="HTML Preformatted Char"/>
+    <w:basedOn w:val="DefaultParagraphFont"/>
+    <w:link w:val="HTMLPreformatted"/>
+    <w:uiPriority w:val="99"/>
+    <w:semiHidden/>
+    <w:rsid w:val="006C7CFD"/>
+    <w:rPr>
+      <w:rFonts w:ascii="Courier New" w:eastAsia="Times New Roman" w:hAnsi="Courier New" w:cs="Courier New"/>
+      <w:sz w:val="20"/>
+      <w:szCs w:val="20"/>
+    </w:rPr>
+  </w:style>
 </w:styles>
 </file>
 
